--- a/document_templates/russian_library/Исковые_заявления/Возмещение_вреда_и_страховые_споры/шаблон_Исковое_заявление_о_возмещении_прямого_дейсвтительного_ущерба.docx
+++ b/document_templates/russian_library/Исковые_заявления/Возмещение_вреда_и_страховые_споры/шаблон_Исковое_заявление_о_возмещении_прямого_дейсвтительного_ущерба.docx
@@ -56,7 +56,7 @@
           <w:sz w:val="24"/>
           <w:szCs w:val="24"/>
         </w:rPr>
-        <w:t xml:space="preserve">{{ w_t_w_r_w_r_w_rpr_w_rfonts_w_ascii_times_new_roman_w_hansi_times_new_roman_w_cs_times_new_roman_w_sz_w_val_24_w_szcs_w_val_24_w_lang_w_val_en_us_w_rpr_w_t_court_w_t_w_r_w_r_w_rsidrpr_00f14cab_w_rpr_w_rfonts_w_ascii_times_new_roman_w_hansi_times_new_roman_w_cs_times_new_roman_w_sz_w_val_24_w_szcs_w_val_24_w_rpr_w_t_xml_space_preserve_w_t_w_r_w_r_w_rpr_w_rfonts_w_ascii_times_new_roman_w_hansi_times_new_roman_w_cs_times_new_roman_w_sz_w_val_24_w_szcs_w_val_24_w_lang_w_val_en_us_w_rpr_w_t_address_w_t_w_r_w_r_w_rsidrpr_00f14cab_w_rpr_w_rfonts_w_ascii_times_new_roman_w_hansi_times_new_roman_w_cs_times_new_roman_w_sz_w_val_24_w_szcs_w_val_24_w_rpr_w_t_xml_space_preserve }}</w:t>
+        <w:t xml:space="preserve">{{ court_address }}</w:t>
       </w:r>
     </w:p>
     <w:p>
@@ -91,7 +91,7 @@
           <w:sz w:val="24"/>
           <w:szCs w:val="24"/>
         </w:rPr>
-        <w:t xml:space="preserve">{{ w_t_w_r_w_r_w_rsidr_00f14cab_w_rpr_w_rfonts_w_ascii_times_new_roman_w_hansi_times_new_roman_w_cs_times_new_roman_w_sz_w_val_24_w_szcs_w_val_24_w_lang_w_val_en_us_w_rpr_w_t_plaintiff_w_t_w_r_w_r_w_rsidr_00f14cab_w_rsidrpr_00f14cab_w_rpr_w_rfonts_w_ascii_times_new_roman_w_hansi_times_new_roman_w_cs_times_new_roman_w_sz_w_val_24_w_szcs_w_val_24_w_rpr_w_t_xml_space_preserve }} {{ w_t_w_r_w_r_w_rsidr_00f14cab_w_rpr_w_rfonts_w_ascii_times_new_roman_w_hansi_times_new_roman_w_cs_times_new_roman_w_sz_w_val_24_w_szcs_w_val_24_w_lang_w_val_en_us_w_rpr_w_t_plaintiff_id }}</w:t>
+        <w:t xml:space="preserve">{{ plaintiff }} {{ plaintiff_id }}</w:t>
       </w:r>
     </w:p>
     <w:p>
@@ -118,7 +118,7 @@
           <w:sz w:val="24"/>
           <w:szCs w:val="24"/>
         </w:rPr>
-        <w:t xml:space="preserve">{{ w_t_w_r_w_r_w_rsidr_00f14cab_w_rpr_w_rfonts_w_ascii_times_new_roman_w_hansi_times_new_roman_w_cs_times_new_roman_w_sz_w_val_24_w_szcs_w_val_24_w_lang_w_val_en_us_w_rpr_w_t_plaintiff_w_t_w_r_w_r_w_rsidr_00f14cab_w_rsidrpr_00f14cab_w_rpr_w_rfonts_w_ascii_times_new_roman_w_hansi_times_new_roman_w_cs_times_new_roman_w_sz_w_val_24_w_szcs_w_val_24_w_rpr_w_t_xml_space_preserve_w_t_w_r_w_r_w_rsidr_00f14cab_w_rpr_w_rfonts_w_ascii_times_new_roman_w_hansi_times_new_roman_w_cs_times_new_roman_w_sz_w_val_24_w_szcs_w_val_24_w_lang_w_val_en_us_w_rpr_w_t_representative_w_t_w_r_w_r_w_rsidr_00f14cab_w_rsidrpr_00f14cab_w_rpr_w_rfonts_w_ascii_times_new_roman_w_hansi_times_new_roman_w_cs_times_new_roman_w_sz_w_val_24_w_szcs_w_val_24_w_rpr_w_t_xml_space_preserve }}</w:t>
+        <w:t xml:space="preserve">{{ plaintiff_representative }}</w:t>
       </w:r>
     </w:p>
     <w:p>
@@ -145,7 +145,7 @@
           <w:sz w:val="24"/>
           <w:szCs w:val="24"/>
         </w:rPr>
-        <w:t xml:space="preserve">{{ w_t_w_r_w_r_w_rsidr_00f14cab_w_rpr_w_rfonts_w_ascii_times_new_roman_w_hansi_times_new_roman_w_cs_times_new_roman_w_sz_w_val_24_w_szcs_w_val_24_w_lang_w_val_en_us_w_rpr_w_t_defendant_w_t_w_r_w_r_w_rsidr_00f14cab_w_rsidrpr_00f14cab_w_rpr_w_rfonts_w_ascii_times_new_roman_w_hansi_times_new_roman_w_cs_times_new_roman_w_sz_w_val_24_w_szcs_w_val_24_w_rpr_w_t_xml_space_preserve }}</w:t>
+        <w:t xml:space="preserve">{{ defendant }}</w:t>
       </w:r>
     </w:p>
     <w:p>
@@ -200,7 +200,7 @@
           <w:szCs w:val="24"/>
           <w:lang w:val="en-US"/>
         </w:rPr>
-        <w:t xml:space="preserve"> {{ w_t_w_r_w_r_w_rsidr_00f14cab_w_rpr_w_rfonts_w_ascii_times_new_roman_w_hansi_times_new_roman_w_cs_times_new_roman_w_sz_w_val_24_w_szcs_w_val_24_w_lang_w_val_en_us_w_rpr_w_t_defendant_w_t_w_r_w_r_w_rsidr_00f14cab_w_rsidrpr_00f14cab_w_rpr_w_rfonts_w_ascii_times_new_roman_w_hansi_times_new_roman_w_cs_times_new_roman_w_sz_w_val_24_w_szcs_w_val_24_w_lang_w_val_en_us_w_rpr_w_t_xml_space_preserve_w_t_w_r_w_r_w_rsidr_00f14cab_w_rpr_w_rfonts_w_ascii_times_new_roman_w_hansi_times_new_roman_w_cs_times_new_roman_w_sz_w_val_24_w_szcs_w_val_24_w_lang_w_val_en_us_w_rpr_w_t_registration_address }}</w:t>
+        <w:t xml:space="preserve"> {{ defendant }}</w:t>
       </w:r>
     </w:p>
     <w:p>
@@ -244,7 +244,7 @@
           <w:sz w:val="24"/>
           <w:szCs w:val="24"/>
         </w:rPr>
-        <w:t xml:space="preserve">{{ w_t_w_r_w_r_w_rsidr_00f14cab_w_rpr_w_rfonts_w_ascii_times_new_roman_w_hansi_times_new_roman_w_cs_times_new_roman_w_sz_w_val_24_w_szcs_w_val_24_w_lang_w_val_en_us_w_rpr_w_t_plaintiff_w_t_w_r_w_r_w_rsidr_00f14cab_w_rsidrpr_00f14cab_w_rpr_w_rfonts_w_ascii_times_new_roman_w_hansi_times_new_roman_w_cs_times_new_roman_w_sz_w_val_24_w_szcs_w_val_24_w_rpr_w_t_xml_space_preserve }}</w:t>
+        <w:t xml:space="preserve">{{ plaintiff }}</w:t>
       </w:r>
       <w:r>
         <w:rPr>
@@ -260,7 +260,7 @@
           <w:sz w:val="24"/>
           <w:szCs w:val="24"/>
         </w:rPr>
-        <w:t xml:space="preserve">{{ w_t_w_r_w_r_w_rsidr_00f14cab_w_rpr_w_rfonts_w_ascii_times_new_roman_w_hansi_times_new_roman_w_cs_times_new_roman_w_sz_w_val_24_w_szcs_w_val_24_w_lang_w_val_en_us_w_rpr_w_t_defendant_w_t_w_r_w_r_w_rsidr_00f14cab_w_rsidrpr_00f14cab_w_rpr_w_rfonts_w_ascii_times_new_roman_w_hansi_times_new_roman_w_cs_times_new_roman_w_sz_w_val_24_w_szcs_w_val_24_w_rpr_w_t_xml_space_preserve_w_t_w_r_w_r_w_rsidr_00f14cab_w_rpr_w_rfonts_w_ascii_times_new_roman_w_hansi_times_new_roman_w_cs_times_new_roman_w_sz_w_val_24_w_szcs_w_val_24_w_lang_w_val_en_us_w_rpr_w_t_name_w_t_w_r_w_r_w_rsidr_00f14cab_w_rsidrpr_00f14cab_w_rpr_w_rfonts_w_ascii_times_new_roman_w_hansi_times_new_roman_w_cs_times_new_roman_w_sz_w_val_24_w_szcs_w_val_24_w_rpr_w_t_xml_space_preserve_w_t_w_r_w_r_w_rsidr_00f14cab_w_rpr_w_rfonts_w_ascii_times_new_roman_w_hansi_times_new_roman_w_cs_times_new_roman_w_sz_w_val_24_w_szcs_w_val_24_w_lang_w_val_en_us_w_rpr_w_t_text_w_t_w_r_w_r_w_rsidr_00f14cab_w_rsidrpr_00f14cab_w_rpr_w_rfonts_w_ascii_times_new_roman_w_hansi_times_new_roman_w_cs_times_new_roman_w_sz_w_val_24_w_szcs_w_val_24_w_rpr_w_t_xml_space_preserve }}</w:t>
+        <w:t xml:space="preserve">{{ defendant_name_text }}</w:t>
       </w:r>
       <w:r>
         <w:rPr>
@@ -276,7 +276,7 @@
           <w:sz w:val="24"/>
           <w:szCs w:val="24"/>
         </w:rPr>
-        <w:t xml:space="preserve"> {{ w_t_w_r_w_r_w_rsidr_00f14cab_w_rpr_w_rfonts_w_ascii_times_new_roman_w_hansi_times_new_roman_w_cs_times_new_roman_w_sz_w_val_24_w_szcs_w_val_24_w_lang_w_val_en_us_w_rpr_w_t_contract_w_t_w_r_w_r_w_rsidr_00f14cab_w_rsidrpr_00f14cab_w_rpr_w_rfonts_w_ascii_times_new_roman_w_hansi_times_new_roman_w_cs_times_new_roman_w_sz_w_val_24_w_szcs_w_val_24_w_rpr_w_t_xml_space_preserve_w_t_w_r_w_r_w_rsidr_00f14cab_w_rpr_w_rfonts_w_ascii_times_new_roman_w_hansi_times_new_roman_w_cs_times_new_roman_w_sz_w_val_24_w_szcs_w_val_24_w_lang_w_val_en_us_w_rpr_w_t_number_w_t_w_r_w_r_w_rsidr_00f14cab_w_rsidrpr_00f14cab_w_rpr_w_rfonts_w_ascii_times_new_roman_w_hansi_times_new_roman_w_cs_times_new_roman_w_sz_w_val_24_w_szcs_w_val_24_w_rpr_w_t_xml_space_preserve }}</w:t>
+        <w:t xml:space="preserve"> {{ contract_number }}</w:t>
       </w:r>
       <w:r>
         <w:rPr>
@@ -292,7 +292,7 @@
           <w:sz w:val="24"/>
           <w:szCs w:val="24"/>
         </w:rPr>
-        <w:t xml:space="preserve">{{ w_t_w_r_w_r_w_rsidr_00f14cab_w_rpr_w_rfonts_w_ascii_times_new_roman_w_hansi_times_new_roman_w_cs_times_new_roman_w_sz_w_val_24_w_szcs_w_val_24_w_lang_w_val_en_us_w_rpr_w_t_contract_w_t_w_r_w_r_w_rsidr_00f14cab_w_rsidrpr_00f14cab_w_rpr_w_rfonts_w_ascii_times_new_roman_w_hansi_times_new_roman_w_cs_times_new_roman_w_sz_w_val_24_w_szcs_w_val_24_w_rpr_w_t_xml_space_preserve_w_t_w_r_w_r_w_rsidr_00f14cab_w_rpr_w_rfonts_w_ascii_times_new_roman_w_hansi_times_new_roman_w_cs_times_new_roman_w_sz_w_val_24_w_szcs_w_val_24_w_lang_w_val_en_us_w_rpr_w_t_date_w_t_w_r_w_r_w_rsidr_00f14cab_w_rsidrpr_00f14cab_w_rpr_w_rfonts_w_ascii_times_new_roman_w_hansi_times_new_roman_w_cs_times_new_roman_w_sz_w_val_24_w_szcs_w_val_24_w_rpr_w_t_xml_space_preserve }}</w:t>
+        <w:t xml:space="preserve">{{ contract_date }}</w:t>
       </w:r>
       <w:r>
         <w:rPr>
@@ -308,7 +308,7 @@
           <w:sz w:val="24"/>
           <w:szCs w:val="24"/>
         </w:rPr>
-        <w:t xml:space="preserve">{{ w_t_w_r_w_r_w_rsidr_00f14cab_w_rpr_w_rfonts_w_ascii_times_new_roman_w_hansi_times_new_roman_w_cs_times_new_roman_w_sz_w_val_24_w_szcs_w_val_24_w_lang_w_val_en_us_w_rpr_w_t_position_w_t_w_r_w_r_w_rsidr_00f14cab_w_rsidrpr_00f14cab_w_rpr_w_rfonts_w_ascii_times_new_roman_w_hansi_times_new_roman_w_cs_times_new_roman_w_sz_w_val_24_w_szcs_w_val_24_w_rpr_w_t_xml_space_preserve }}</w:t>
+        <w:t xml:space="preserve">{{ position }}</w:t>
       </w:r>
       <w:r>
         <w:rPr>
@@ -352,7 +352,7 @@
           <w:sz w:val="24"/>
           <w:szCs w:val="24"/>
         </w:rPr>
-        <w:t xml:space="preserve">{{ w_t_w_r_w_r_w_rpr_w_rfonts_w_ascii_times_new_roman_w_hansi_times_new_roman_w_cs_times_new_roman_w_sz_w_val_24_w_szcs_w_val_24_w_lang_w_val_en_us_w_rpr_w_t_incident_w_t_w_r_w_r_w_rsidrpr_00f14cab_w_rpr_w_rfonts_w_ascii_times_new_roman_w_hansi_times_new_roman_w_cs_times_new_roman_w_sz_w_val_24_w_szcs_w_val_24_w_rpr_w_t_xml_space_preserve_w_t_w_r_w_r_w_rpr_w_rfonts_w_ascii_times_new_roman_w_hansi_times_new_roman_w_cs_times_new_roman_w_sz_w_val_24_w_szcs_w_val_24_w_lang_w_val_en_us_w_rpr_w_t_description_w_t_w_r_w_r_w_rsidrpr_00f14cab_w_rpr_w_rfonts_w_ascii_times_new_roman_w_hansi_times_new_roman_w_cs_times_new_roman_w_sz_w_val_24_w_szcs_w_val_24_w_rpr_w_t_xml_space_preserve_w_t_w_r_w_r_w_rpr_w_rfonts_w_ascii_times_new_roman_w_hansi_times_new_roman_w_cs_times_new_roman_w_sz_w_val_24_w_szcs_w_val_24_w_lang_w_val_en_us_w_rpr_w_t }}.</w:t>
+        <w:t xml:space="preserve">{{ incident_description }}.</w:t>
       </w:r>
     </w:p>
     <w:p>
@@ -436,7 +436,7 @@
           <w:sz w:val="24"/>
           <w:szCs w:val="24"/>
         </w:rPr>
-        <w:t>{{ w_t_w_r_w_r_w_rpr_w_rfonts_w_ascii_times_new_roman_w_hansi_times_new_roman_w_cs_times_new_roman_w_sz_w_val_24_w_szcs_w_val_24_w_rpr_w_t_xml_space_preserve_w_t_w_r_w_r_w_rsidr_00f14cab_w_rpr_w_rfonts_w_ascii_times_new_roman_w_hansi_times_new_roman_w_cs_times_new_roman_w_sz_w_val_24_w_szcs_w_val_24_w_lang_w_val_en_us_w_rpr_w_t_defendant_w_t_w_r_w_r_w_rsidr_00f14cab_w_rsidrpr_00f14cab_w_rpr_w_rfonts_w_ascii_times_new_roman_w_hansi_times_new_roman_w_cs_times_new_roman_w_sz_w_val_24_w_szcs_w_val_24_w_rpr_w_t_xml_space_preserve_w_t_w_r_w_r_w_rsidr_00f14cab_w_rpr_w_rfonts_w_ascii_times_new_roman_w_hansi_times_new_roman_w_cs_times_new_roman_w_sz_w_val_24_w_szcs_w_val_24_w_lang_w_val_en_us_w_rpr_w_t_name_w_t_w_r_w_r_w_rsidr_00f14cab_w_rsidrpr_00f14cab_w_rpr_w_rfonts_w_ascii_times_new_roman_w_hansi_times_new_roman_w_cs_times_new_roman_w_sz_w_val_24_w_szcs_w_val_24_w_rpr_w_t_xml_space_preserve_w_t_w_r_w_r_w_rsidr_00f14cab_w_rpr_w_rfonts_w_ascii_times_new_roman_w_hansi_times_new_roman_w_cs_times_new_roman_w_sz_w_val_24_w_szcs_w_val_24_w_lang_w_val_en_us_w_rpr_w_t_text_w_t_w_r_w_r_w_rsidr_00f14cab_w_rsidrpr_00f14cab_w_rpr_w_rfonts_w_ascii_times_new_roman_w_hansi_times_new_roman_w_cs_times_new_roman_w_sz_w_val_24_w_szcs_w_val_24_w_rpr_w_t_xml_space_preserve }} </w:t>
+        <w:t>{{ defendant_name_text }} </w:t>
       </w:r>
       <w:r>
         <w:rPr>
@@ -452,7 +452,7 @@
           <w:sz w:val="24"/>
           <w:szCs w:val="24"/>
         </w:rPr>
-        <w:t xml:space="preserve">{{ w_t_w_r_w_r_w_rsidr_00f14cab_w_rpr_w_rfonts_w_ascii_times_new_roman_w_hansi_times_new_roman_w_cs_times_new_roman_w_sz_w_val_24_w_szcs_w_val_24_w_lang_w_val_en_us_w_rpr_w_t_damage_w_t_w_r_w_r_w_rsidr_00f14cab_w_rsidrpr_00f14cab_w_rpr_w_rfonts_w_ascii_times_new_roman_w_hansi_times_new_roman_w_cs_times_new_roman_w_sz_w_val_24_w_szcs_w_val_24_w_rpr_w_t_xml_space_preserve_w_t_w_r_w_r_w_rsidr_00f14cab_w_rpr_w_rfonts_w_ascii_times_new_roman_w_hansi_times_new_roman_w_cs_times_new_roman_w_sz_w_val_24_w_szcs_w_val_24_w_lang_w_val_en_us_w_rpr_w_t_amount_w_t_w_r_w_r_w_rsidr_00f14cab_w_rsidrpr_00f14cab_w_rpr_w_rfonts_w_ascii_times_new_roman_w_hansi_times_new_roman_w_cs_times_new_roman_w_sz_w_val_24_w_szcs_w_val_24_w_rpr_w_t_xml_space_preserve_w_t_w_r_w_r_w_rsidr_00f14cab_w_rpr_w_rfonts_w_ascii_times_new_roman_w_hansi_times_new_roman_w_cs_times_new_roman_w_sz_w_val_24_w_szcs_w_val_24_w_lang_w_val_en_us_w_rpr_w_t_text_w_t_w_r_w_r_w_rsidr_00f14cab_w_rsidrpr_00f14cab_w_rpr_w_rfonts_w_ascii_times_new_roman_w_hansi_times_new_roman_w_cs_times_new_roman_w_sz_w_val_24_w_szcs_w_val_24_w_rpr_w_t_xml_space_preserve }}</w:t>
+        <w:t xml:space="preserve">{{ damage_amount_text }}</w:t>
       </w:r>
       <w:r>
         <w:rPr>
